--- a/data/templates/phuluc-chuyennhuong.docx
+++ b/data/templates/phuluc-chuyennhuong.docx
@@ -579,7 +579,7 @@
           <w:iCs/>
           <w:szCs w:val="18"/>
         </w:rPr>
-        <w:t>được ký kết giữa Công ty Cổ phần Công nghệ KIOTVIET và</w:t>
+        <w:t xml:space="preserve">được ký kết giữa Công ty Cổ phần Công nghệ KIOTVIET và </w:t>
       </w:r>
       <w:r>
         <w:fldChar w:fldCharType="begin">
@@ -765,7 +765,7 @@
           <w:iCs/>
           <w:szCs w:val="18"/>
         </w:rPr>
-        <w:t>năm 20</w:t>
+        <w:t xml:space="preserve"> năm 20</w:t>
       </w:r>
       <w:r>
         <w:fldChar w:fldCharType="begin">
@@ -926,7 +926,7 @@
           <w:sz w:val="18"/>
           <w:szCs w:val="18"/>
         </w:rPr>
-        <w:t xml:space="preserve"> tháng</w:t>
+        <w:t xml:space="preserve"> tháng </w:t>
       </w:r>
       <w:r>
         <w:fldChar w:fldCharType="begin">
@@ -2065,7 +2065,7 @@
         <w:rPr>
           <w:szCs w:val="18"/>
         </w:rPr>
-        <w:t>ký ngày</w:t>
+        <w:t xml:space="preserve"> ký </w:t>
       </w:r>
       <w:r>
         <w:fldChar w:fldCharType="begin">
@@ -2869,7 +2869,7 @@
                 <w:bCs/>
                 <w:szCs w:val="18"/>
               </w:rPr>
-              <w:t>{{DAI_DIEN_BEN_B}}</w:t>
+              <w:t>{{DAI_DIEN_BEN_B_KY}}</w:t>
             </w:r>
           </w:p>
         </w:tc>
@@ -3038,7 +3038,7 @@
                 <w:bCs/>
                 <w:szCs w:val="18"/>
               </w:rPr>
-              <w:t>{{DAI_DIEN_BEN_C}}</w:t>
+              <w:t>{{DAI_DIEN_BEN_C_KY}}</w:t>
             </w:r>
           </w:p>
           <w:p>
